--- a/SupportingDocs/AppPictures.docx
+++ b/SupportingDocs/AppPictures.docx
@@ -4,6 +4,9 @@
   <w:body>
     <w:p>
       <w:r>
+        <w:rPr>
+          <w:noProof/>
+        </w:rPr>
         <w:drawing>
           <wp:inline distT="0" distB="0" distL="0" distR="0" wp14:anchorId="1A572FE9" wp14:editId="37226A3B">
             <wp:extent cx="5943600" cy="3047365"/>
@@ -43,6 +46,9 @@
     </w:p>
     <w:p>
       <w:r>
+        <w:rPr>
+          <w:noProof/>
+        </w:rPr>
         <w:drawing>
           <wp:inline distT="0" distB="0" distL="0" distR="0" wp14:anchorId="10DE8571" wp14:editId="0E8D6077">
             <wp:extent cx="5943600" cy="3476625"/>
@@ -82,6 +88,9 @@
     </w:p>
     <w:p>
       <w:r>
+        <w:rPr>
+          <w:noProof/>
+        </w:rPr>
         <w:lastRenderedPageBreak/>
         <w:drawing>
           <wp:inline distT="0" distB="0" distL="0" distR="0" wp14:anchorId="46B302B4" wp14:editId="2AF6FBA3">
@@ -122,6 +131,9 @@
     </w:p>
     <w:p>
       <w:r>
+        <w:rPr>
+          <w:noProof/>
+        </w:rPr>
         <w:lastRenderedPageBreak/>
         <w:drawing>
           <wp:inline distT="0" distB="0" distL="0" distR="0" wp14:anchorId="4D10EEE7" wp14:editId="6BC91B97">
@@ -163,6 +175,9 @@
     <w:p/>
     <w:p>
       <w:r>
+        <w:rPr>
+          <w:noProof/>
+        </w:rPr>
         <w:drawing>
           <wp:inline distT="0" distB="0" distL="0" distR="0" wp14:anchorId="2E4646C1" wp14:editId="10C5094D">
             <wp:extent cx="5943600" cy="1430655"/>
@@ -202,6 +217,9 @@
     </w:p>
     <w:p>
       <w:r>
+        <w:rPr>
+          <w:noProof/>
+        </w:rPr>
         <w:drawing>
           <wp:inline distT="0" distB="0" distL="0" distR="0" wp14:anchorId="7A8365E0" wp14:editId="6806C708">
             <wp:extent cx="5943600" cy="2538730"/>
@@ -241,6 +259,9 @@
     </w:p>
     <w:p>
       <w:r>
+        <w:rPr>
+          <w:noProof/>
+        </w:rPr>
         <w:lastRenderedPageBreak/>
         <w:drawing>
           <wp:inline distT="0" distB="0" distL="0" distR="0" wp14:anchorId="00C94B34" wp14:editId="14E865AC">
@@ -281,6 +302,9 @@
     </w:p>
     <w:p>
       <w:r>
+        <w:rPr>
+          <w:noProof/>
+        </w:rPr>
         <w:drawing>
           <wp:inline distT="0" distB="0" distL="0" distR="0" wp14:anchorId="673D7B09" wp14:editId="4B6BE701">
             <wp:extent cx="5943600" cy="2192020"/>
@@ -320,6 +344,9 @@
     </w:p>
     <w:p>
       <w:r>
+        <w:rPr>
+          <w:noProof/>
+        </w:rPr>
         <w:lastRenderedPageBreak/>
         <w:drawing>
           <wp:inline distT="0" distB="0" distL="0" distR="0" wp14:anchorId="43E89779" wp14:editId="2CAC8AF8">
@@ -346,6 +373,85 @@
                     <a:xfrm>
                       <a:off x="0" y="0"/>
                       <a:ext cx="5943600" cy="2526030"/>
+                    </a:xfrm>
+                    <a:prstGeom prst="rect">
+                      <a:avLst/>
+                    </a:prstGeom>
+                  </pic:spPr>
+                </pic:pic>
+              </a:graphicData>
+            </a:graphic>
+          </wp:inline>
+        </w:drawing>
+      </w:r>
+    </w:p>
+    <w:p>
+      <w:r>
+        <w:drawing>
+          <wp:inline distT="0" distB="0" distL="0" distR="0" wp14:anchorId="798A6AFA" wp14:editId="1F31EE6B">
+            <wp:extent cx="5943600" cy="3531870"/>
+            <wp:effectExtent l="0" t="0" r="0" b="0"/>
+            <wp:docPr id="87708155" name="Picture 1"/>
+            <wp:cNvGraphicFramePr>
+              <a:graphicFrameLocks xmlns:a="http://schemas.openxmlformats.org/drawingml/2006/main" noChangeAspect="1"/>
+            </wp:cNvGraphicFramePr>
+            <a:graphic xmlns:a="http://schemas.openxmlformats.org/drawingml/2006/main">
+              <a:graphicData uri="http://schemas.openxmlformats.org/drawingml/2006/picture">
+                <pic:pic xmlns:pic="http://schemas.openxmlformats.org/drawingml/2006/picture">
+                  <pic:nvPicPr>
+                    <pic:cNvPr id="87708155" name=""/>
+                    <pic:cNvPicPr/>
+                  </pic:nvPicPr>
+                  <pic:blipFill>
+                    <a:blip r:embed="rId13"/>
+                    <a:stretch>
+                      <a:fillRect/>
+                    </a:stretch>
+                  </pic:blipFill>
+                  <pic:spPr>
+                    <a:xfrm>
+                      <a:off x="0" y="0"/>
+                      <a:ext cx="5943600" cy="3531870"/>
+                    </a:xfrm>
+                    <a:prstGeom prst="rect">
+                      <a:avLst/>
+                    </a:prstGeom>
+                  </pic:spPr>
+                </pic:pic>
+              </a:graphicData>
+            </a:graphic>
+          </wp:inline>
+        </w:drawing>
+      </w:r>
+    </w:p>
+    <w:p>
+      <w:r>
+        <w:lastRenderedPageBreak/>
+        <w:drawing>
+          <wp:inline distT="0" distB="0" distL="0" distR="0" wp14:anchorId="476ED951" wp14:editId="2D217E93">
+            <wp:extent cx="5943600" cy="3555365"/>
+            <wp:effectExtent l="0" t="0" r="0" b="635"/>
+            <wp:docPr id="208613357" name="Picture 1"/>
+            <wp:cNvGraphicFramePr>
+              <a:graphicFrameLocks xmlns:a="http://schemas.openxmlformats.org/drawingml/2006/main" noChangeAspect="1"/>
+            </wp:cNvGraphicFramePr>
+            <a:graphic xmlns:a="http://schemas.openxmlformats.org/drawingml/2006/main">
+              <a:graphicData uri="http://schemas.openxmlformats.org/drawingml/2006/picture">
+                <pic:pic xmlns:pic="http://schemas.openxmlformats.org/drawingml/2006/picture">
+                  <pic:nvPicPr>
+                    <pic:cNvPr id="208613357" name=""/>
+                    <pic:cNvPicPr/>
+                  </pic:nvPicPr>
+                  <pic:blipFill>
+                    <a:blip r:embed="rId14"/>
+                    <a:stretch>
+                      <a:fillRect/>
+                    </a:stretch>
+                  </pic:blipFill>
+                  <pic:spPr>
+                    <a:xfrm>
+                      <a:off x="0" y="0"/>
+                      <a:ext cx="5943600" cy="3555365"/>
                     </a:xfrm>
                     <a:prstGeom prst="rect">
                       <a:avLst/>
